--- a/plantilla_cotizacion_foton_du10.docx
+++ b/plantilla_cotizacion_foton_du10.docx
@@ -9,15 +9,7 @@
         <w:jc w:val="right"/>
       </w:pPr>
       <w:r>
-        <w:t xml:space="preserve">{{ </w:t>
-      </w:r>
-      <w:proofErr w:type="spellStart"/>
-      <w:r>
-        <w:t>fecha_larga</w:t>
-      </w:r>
-      <w:proofErr w:type="spellEnd"/>
-      <w:r>
-        <w:t xml:space="preserve"> }}</w:t>
+        <w:t>{{ fecha_larga }}</w:t>
       </w:r>
     </w:p>
     <w:p>
@@ -26,26 +18,10 @@
         <w:jc w:val="right"/>
       </w:pPr>
       <w:r>
-        <w:t xml:space="preserve">Cotización </w:t>
-      </w:r>
-      <w:proofErr w:type="spellStart"/>
-      <w:r>
-        <w:t>n°</w:t>
-      </w:r>
-      <w:proofErr w:type="spellEnd"/>
-      <w:r>
-        <w:t xml:space="preserve"> </w:t>
-      </w:r>
-      <w:r>
-        <w:t xml:space="preserve">{{ </w:t>
-      </w:r>
-      <w:proofErr w:type="spellStart"/>
-      <w:r>
-        <w:t>numero_cotizacion</w:t>
-      </w:r>
-      <w:proofErr w:type="spellEnd"/>
-      <w:r>
-        <w:t xml:space="preserve"> }}</w:t>
+        <w:t xml:space="preserve">Cotización n° </w:t>
+      </w:r>
+      <w:r>
+        <w:t>{{ numero_cotizacion }}</w:t>
       </w:r>
     </w:p>
     <w:p>
@@ -191,11 +167,9 @@
       <w:r>
         <w:t xml:space="preserve"> </w:t>
       </w:r>
-      <w:proofErr w:type="spellStart"/>
       <w:r>
         <w:t>cantidad_unidades</w:t>
       </w:r>
-      <w:proofErr w:type="spellEnd"/>
       <w:r>
         <w:t xml:space="preserve"> </w:t>
       </w:r>
@@ -237,7 +211,13 @@
         </w:sdtContent>
       </w:sdt>
       <w:r>
-        <w:t>de carrocería monocasco Urbano estándar RED, año 2026.</w:t>
+        <w:t>de carrocería monocasco Urbano estándar RED, año 202</w:t>
+      </w:r>
+      <w:r>
+        <w:t>7</w:t>
+      </w:r>
+      <w:r>
+        <w:t>.</w:t>
       </w:r>
     </w:p>
     <w:p>
@@ -935,13 +915,8 @@
               <w:cnfStyle w:val="000000000000" w:firstRow="0" w:lastRow="0" w:firstColumn="0" w:lastColumn="0" w:oddVBand="0" w:evenVBand="0" w:oddHBand="0" w:evenHBand="0" w:firstRowFirstColumn="0" w:firstRowLastColumn="0" w:lastRowFirstColumn="0" w:lastRowLastColumn="0"/>
             </w:pPr>
             <w:r>
-              <w:t xml:space="preserve">Tipo Neumática con Sistema </w:t>
-            </w:r>
-            <w:proofErr w:type="spellStart"/>
-            <w:r>
-              <w:t>Kneeling</w:t>
-            </w:r>
-            <w:proofErr w:type="spellEnd"/>
+              <w:t>Tipo Neumática con Sistema Kneeling</w:t>
+            </w:r>
           </w:p>
         </w:tc>
       </w:tr>
@@ -1132,15 +1107,7 @@
               <w:cnfStyle w:val="000000100000" w:firstRow="0" w:lastRow="0" w:firstColumn="0" w:lastColumn="0" w:oddVBand="0" w:evenVBand="0" w:oddHBand="1" w:evenHBand="0" w:firstRowFirstColumn="0" w:firstRowLastColumn="0" w:lastRowFirstColumn="0" w:lastRowLastColumn="0"/>
             </w:pPr>
             <w:r>
-              <w:t xml:space="preserve">Por confirmar según </w:t>
-            </w:r>
-            <w:proofErr w:type="spellStart"/>
-            <w:r>
-              <w:t>layout</w:t>
-            </w:r>
-            <w:proofErr w:type="spellEnd"/>
-            <w:r>
-              <w:t xml:space="preserve"> con cliente</w:t>
+              <w:t>Por confirmar según layout con cliente</w:t>
             </w:r>
           </w:p>
         </w:tc>
@@ -1214,15 +1181,7 @@
               </w:rPr>
             </w:pPr>
             <w:r>
-              <w:t xml:space="preserve">Si, Equipado con </w:t>
-            </w:r>
-            <w:proofErr w:type="spellStart"/>
-            <w:r>
-              <w:t>Router</w:t>
-            </w:r>
-            <w:proofErr w:type="spellEnd"/>
-            <w:r>
-              <w:t xml:space="preserve"> </w:t>
+              <w:t xml:space="preserve">Si, Equipado con Router </w:t>
             </w:r>
           </w:p>
         </w:tc>
@@ -1262,21 +1221,7 @@
               <w:rPr>
                 <w:lang w:val="pt-BR"/>
               </w:rPr>
-              <w:t xml:space="preserve">incorporada (próxima parada) Marca </w:t>
-            </w:r>
-            <w:proofErr w:type="spellStart"/>
-            <w:r>
-              <w:rPr>
-                <w:lang w:val="pt-BR"/>
-              </w:rPr>
-              <w:t>Magnetich</w:t>
-            </w:r>
-            <w:proofErr w:type="spellEnd"/>
-            <w:r>
-              <w:rPr>
-                <w:lang w:val="pt-BR"/>
-              </w:rPr>
-              <w:t xml:space="preserve"> North.</w:t>
+              <w:t>incorporada (próxima parada) Marca Magnetich North.</w:t>
             </w:r>
           </w:p>
         </w:tc>
@@ -1317,15 +1262,7 @@
               </w:rPr>
             </w:pPr>
             <w:r>
-              <w:t xml:space="preserve">Marca </w:t>
-            </w:r>
-            <w:proofErr w:type="spellStart"/>
-            <w:r>
-              <w:t>Magnetich</w:t>
-            </w:r>
-            <w:proofErr w:type="spellEnd"/>
-            <w:r>
-              <w:t xml:space="preserve"> North.</w:t>
+              <w:t>Marca Magnetich North.</w:t>
             </w:r>
           </w:p>
         </w:tc>
@@ -1359,39 +1296,7 @@
               <w:cnfStyle w:val="000000000000" w:firstRow="0" w:lastRow="0" w:firstColumn="0" w:lastColumn="0" w:oddVBand="0" w:evenVBand="0" w:oddHBand="0" w:evenHBand="0" w:firstRowFirstColumn="0" w:firstRowLastColumn="0" w:lastRowFirstColumn="0" w:lastRowLastColumn="0"/>
             </w:pPr>
             <w:r>
-              <w:t xml:space="preserve">Marca </w:t>
-            </w:r>
-            <w:proofErr w:type="spellStart"/>
-            <w:r>
-              <w:t>Magnetich</w:t>
-            </w:r>
-            <w:proofErr w:type="spellEnd"/>
-            <w:r>
-              <w:t xml:space="preserve"> North, Modelo </w:t>
-            </w:r>
-            <w:proofErr w:type="spellStart"/>
-            <w:r>
-              <w:t>intelligent</w:t>
-            </w:r>
-            <w:proofErr w:type="spellEnd"/>
-            <w:r>
-              <w:t xml:space="preserve"> </w:t>
-            </w:r>
-            <w:proofErr w:type="spellStart"/>
-            <w:r>
-              <w:t>monitoring</w:t>
-            </w:r>
-            <w:proofErr w:type="spellEnd"/>
-            <w:r>
-              <w:t xml:space="preserve"> </w:t>
-            </w:r>
-            <w:proofErr w:type="spellStart"/>
-            <w:r>
-              <w:t>system</w:t>
-            </w:r>
-            <w:proofErr w:type="spellEnd"/>
-            <w:r>
-              <w:t>, 5 cámaras, disco duro.</w:t>
+              <w:t>Marca Magnetich North, Modelo intelligent monitoring system, 5 cámaras, disco duro.</w:t>
             </w:r>
           </w:p>
         </w:tc>
@@ -1567,15 +1472,7 @@
                   <w:cnfStyle w:val="000000100000" w:firstRow="0" w:lastRow="0" w:firstColumn="0" w:lastColumn="0" w:oddVBand="0" w:evenVBand="0" w:oddHBand="1" w:evenHBand="0" w:firstRowFirstColumn="0" w:firstRowLastColumn="0" w:lastRowFirstColumn="0" w:lastRowLastColumn="0"/>
                 </w:pPr>
                 <w:r>
-                  <w:t xml:space="preserve">3 años o 240.000 </w:t>
-                </w:r>
-                <w:proofErr w:type="spellStart"/>
-                <w:r>
-                  <w:t>kms</w:t>
-                </w:r>
-                <w:proofErr w:type="spellEnd"/>
-                <w:r>
-                  <w:t xml:space="preserve">. lo que primero se cumpla. </w:t>
+                  <w:t xml:space="preserve">3 años o 240.000 kms. lo que primero se cumpla. </w:t>
                 </w:r>
               </w:p>
             </w:tc>
@@ -1634,15 +1531,7 @@
                   <w:t>5</w:t>
                 </w:r>
                 <w:r>
-                  <w:t xml:space="preserve"> años o 400.000 </w:t>
-                </w:r>
-                <w:proofErr w:type="spellStart"/>
-                <w:r>
-                  <w:t>kms</w:t>
-                </w:r>
-                <w:proofErr w:type="spellEnd"/>
-                <w:r>
-                  <w:t>.</w:t>
+                  <w:t xml:space="preserve"> años o 400.000 kms.</w:t>
                 </w:r>
                 <w:r>
                   <w:t xml:space="preserve"> </w:t>
@@ -1708,15 +1597,7 @@
               <w:t>5</w:t>
             </w:r>
             <w:r>
-              <w:t xml:space="preserve"> años o 400.000 </w:t>
-            </w:r>
-            <w:proofErr w:type="spellStart"/>
-            <w:r>
-              <w:t>kms</w:t>
-            </w:r>
-            <w:proofErr w:type="spellEnd"/>
-            <w:r>
-              <w:t>. lo que primero</w:t>
+              <w:t xml:space="preserve"> años o 400.000 kms. lo que primero</w:t>
             </w:r>
             <w:r>
               <w:t xml:space="preserve"> </w:t>
@@ -1774,15 +1655,7 @@
               <w:t>5</w:t>
             </w:r>
             <w:r>
-              <w:t xml:space="preserve"> años o 400.000 </w:t>
-            </w:r>
-            <w:proofErr w:type="spellStart"/>
-            <w:r>
-              <w:t>kms</w:t>
-            </w:r>
-            <w:proofErr w:type="spellEnd"/>
-            <w:r>
-              <w:t>.</w:t>
+              <w:t xml:space="preserve"> años o 400.000 kms.</w:t>
             </w:r>
             <w:r>
               <w:t xml:space="preserve"> </w:t>
@@ -2030,7 +1903,6 @@
         <w:jc w:val="both"/>
       </w:pPr>
       <w:r>
-        <w:lastRenderedPageBreak/>
         <w:t>Imágenes referenciales</w:t>
       </w:r>
     </w:p>
@@ -2185,11 +2057,9 @@
       <w:r>
         <w:t xml:space="preserve">  </w:t>
       </w:r>
-      <w:proofErr w:type="spellStart"/>
       <w:r>
         <w:t>Layout</w:t>
       </w:r>
-      <w:proofErr w:type="spellEnd"/>
       <w:r>
         <w:t xml:space="preserve"> </w:t>
       </w:r>
@@ -2366,7 +2236,6 @@
         <w:jc w:val="both"/>
       </w:pPr>
       <w:r>
-        <w:lastRenderedPageBreak/>
         <w:t xml:space="preserve">Precio </w:t>
       </w:r>
     </w:p>
@@ -2403,23 +2272,7 @@
           <w:rFonts w:cstheme="minorHAnsi"/>
           <w:b/>
         </w:rPr>
-        <w:t xml:space="preserve">{{ </w:t>
-      </w:r>
-      <w:proofErr w:type="spellStart"/>
-      <w:r>
-        <w:rPr>
-          <w:rFonts w:cstheme="minorHAnsi"/>
-          <w:b/>
-        </w:rPr>
-        <w:t>precio_unitario</w:t>
-      </w:r>
-      <w:proofErr w:type="spellEnd"/>
-      <w:r>
-        <w:rPr>
-          <w:rFonts w:cstheme="minorHAnsi"/>
-          <w:b/>
-        </w:rPr>
-        <w:t xml:space="preserve"> }}</w:t>
+        <w:t>{{ precio_unitario }}</w:t>
       </w:r>
       <w:r>
         <w:rPr>
@@ -2465,93 +2318,37 @@
         <w:rPr>
           <w:bCs/>
         </w:rPr>
-        <w:t xml:space="preserve">{% </w:t>
-      </w:r>
-      <w:proofErr w:type="spellStart"/>
-      <w:r>
+        <w:t>{% if texto_mantto %}</w:t>
+      </w:r>
+    </w:p>
+    <w:p>
+      <w:pPr>
+        <w:pStyle w:val="Prrafodelista"/>
+        <w:spacing w:after="0"/>
         <w:rPr>
           <w:bCs/>
         </w:rPr>
-        <w:t>if</w:t>
-      </w:r>
-      <w:proofErr w:type="spellEnd"/>
+      </w:pPr>
       <w:r>
         <w:rPr>
           <w:bCs/>
         </w:rPr>
-        <w:t xml:space="preserve"> </w:t>
-      </w:r>
-      <w:proofErr w:type="spellStart"/>
-      <w:r>
+        <w:t>{{r texto_mantto }}</w:t>
+      </w:r>
+    </w:p>
+    <w:p>
+      <w:pPr>
+        <w:pStyle w:val="Prrafodelista"/>
+        <w:spacing w:after="0"/>
         <w:rPr>
           <w:bCs/>
         </w:rPr>
-        <w:t>texto_mantto</w:t>
-      </w:r>
-      <w:proofErr w:type="spellEnd"/>
+      </w:pPr>
       <w:r>
         <w:rPr>
           <w:bCs/>
         </w:rPr>
-        <w:t xml:space="preserve"> %}</w:t>
-      </w:r>
-    </w:p>
-    <w:p>
-      <w:pPr>
-        <w:pStyle w:val="Prrafodelista"/>
-        <w:spacing w:after="0"/>
-        <w:rPr>
-          <w:bCs/>
-        </w:rPr>
-      </w:pPr>
-      <w:r>
-        <w:rPr>
-          <w:bCs/>
-        </w:rPr>
-        <w:t xml:space="preserve">{{r </w:t>
-      </w:r>
-      <w:proofErr w:type="spellStart"/>
-      <w:r>
-        <w:rPr>
-          <w:bCs/>
-        </w:rPr>
-        <w:t>texto_mantto</w:t>
-      </w:r>
-      <w:proofErr w:type="spellEnd"/>
-      <w:r>
-        <w:rPr>
-          <w:bCs/>
-        </w:rPr>
-        <w:t xml:space="preserve"> }}</w:t>
-      </w:r>
-    </w:p>
-    <w:p>
-      <w:pPr>
-        <w:pStyle w:val="Prrafodelista"/>
-        <w:spacing w:after="0"/>
-        <w:rPr>
-          <w:bCs/>
-        </w:rPr>
-      </w:pPr>
-      <w:r>
-        <w:rPr>
-          <w:bCs/>
-        </w:rPr>
-        <w:t xml:space="preserve">{% </w:t>
-      </w:r>
-      <w:proofErr w:type="spellStart"/>
-      <w:r>
-        <w:rPr>
-          <w:bCs/>
-        </w:rPr>
-        <w:t>endif</w:t>
-      </w:r>
-      <w:proofErr w:type="spellEnd"/>
-      <w:r>
-        <w:rPr>
-          <w:bCs/>
-        </w:rPr>
-        <w:t xml:space="preserve"> %}</w:t>
+        <w:t>{% endif %}</w:t>
       </w:r>
     </w:p>
     <w:p>
@@ -2601,15 +2398,7 @@
         <w:t xml:space="preserve">Lugar de entrega: </w:t>
       </w:r>
       <w:r>
-        <w:t xml:space="preserve">{{ </w:t>
-      </w:r>
-      <w:proofErr w:type="spellStart"/>
-      <w:r>
-        <w:t>lugar_entrega</w:t>
-      </w:r>
-      <w:proofErr w:type="spellEnd"/>
-      <w:r>
-        <w:t xml:space="preserve"> }}</w:t>
+        <w:t>{{ lugar_entrega }}</w:t>
       </w:r>
       <w:r>
         <w:t xml:space="preserve">, </w:t>
@@ -2867,25 +2656,7 @@
                 <w:b/>
                 <w:bCs/>
               </w:rPr>
-              <w:t xml:space="preserve">{{ </w:t>
-            </w:r>
-            <w:proofErr w:type="spellStart"/>
-            <w:r>
-              <w:rPr>
-                <w:rFonts w:ascii="Calibri" w:hAnsi="Calibri" w:cs="Calibri"/>
-                <w:b/>
-                <w:bCs/>
-              </w:rPr>
-              <w:t>firma_nombre</w:t>
-            </w:r>
-            <w:proofErr w:type="spellEnd"/>
-            <w:r>
-              <w:rPr>
-                <w:rFonts w:ascii="Calibri" w:hAnsi="Calibri" w:cs="Calibri"/>
-                <w:b/>
-                <w:bCs/>
-              </w:rPr>
-              <w:t xml:space="preserve"> }}</w:t>
+              <w:t>{{ firma_nombre }}</w:t>
             </w:r>
             <w:r>
               <w:rPr>
@@ -2897,21 +2668,7 @@
               <w:rPr>
                 <w:rFonts w:ascii="Calibri" w:hAnsi="Calibri" w:cs="Calibri"/>
               </w:rPr>
-              <w:t xml:space="preserve">{{ </w:t>
-            </w:r>
-            <w:proofErr w:type="spellStart"/>
-            <w:r>
-              <w:rPr>
-                <w:rFonts w:ascii="Calibri" w:hAnsi="Calibri" w:cs="Calibri"/>
-              </w:rPr>
-              <w:t>firma_cargo</w:t>
-            </w:r>
-            <w:proofErr w:type="spellEnd"/>
-            <w:r>
-              <w:rPr>
-                <w:rFonts w:ascii="Calibri" w:hAnsi="Calibri" w:cs="Calibri"/>
-              </w:rPr>
-              <w:t xml:space="preserve"> }}</w:t>
+              <w:t>{{ firma_cargo }}</w:t>
             </w:r>
             <w:r>
               <w:rPr>
@@ -2952,21 +2709,7 @@
               <w:rPr>
                 <w:rFonts w:ascii="Calibri" w:hAnsi="Calibri" w:cs="Calibri"/>
               </w:rPr>
-              <w:t xml:space="preserve">{{ </w:t>
-            </w:r>
-            <w:proofErr w:type="spellStart"/>
-            <w:r>
-              <w:rPr>
-                <w:rFonts w:ascii="Calibri" w:hAnsi="Calibri" w:cs="Calibri"/>
-              </w:rPr>
-              <w:t>firma_telefono</w:t>
-            </w:r>
-            <w:proofErr w:type="spellEnd"/>
-            <w:r>
-              <w:rPr>
-                <w:rFonts w:ascii="Calibri" w:hAnsi="Calibri" w:cs="Calibri"/>
-              </w:rPr>
-              <w:t xml:space="preserve"> }}</w:t>
+              <w:t>{{ firma_telefono }}</w:t>
             </w:r>
             <w:r>
               <w:rPr>
@@ -5176,7 +4919,7 @@
     <w:charset w:val="00"/>
     <w:family w:val="swiss"/>
     <w:pitch w:val="variable"/>
-    <w:sig w:usb0="E4002EFF" w:usb1="C000247B" w:usb2="00000009" w:usb3="00000000" w:csb0="000001FF" w:csb1="00000000"/>
+    <w:sig w:usb0="E4002EFF" w:usb1="C200247B" w:usb2="00000009" w:usb3="00000000" w:csb0="000001FF" w:csb1="00000000"/>
   </w:font>
   <w:font w:name="SimSun">
     <w:altName w:val="宋体"/>
@@ -5191,7 +4934,7 @@
     <w:charset w:val="00"/>
     <w:family w:val="swiss"/>
     <w:pitch w:val="variable"/>
-    <w:sig w:usb0="E4002EFF" w:usb1="C000247B" w:usb2="00000009" w:usb3="00000000" w:csb0="000001FF" w:csb1="00000000"/>
+    <w:sig w:usb0="E4002EFF" w:usb1="C200247B" w:usb2="00000009" w:usb3="00000000" w:csb0="000001FF" w:csb1="00000000"/>
   </w:font>
   <w:font w:name="Aptos">
     <w:charset w:val="00"/>
@@ -5274,6 +5017,7 @@
     <w:rsid w:val="006C20E0"/>
     <w:rsid w:val="006C22B0"/>
     <w:rsid w:val="007358FB"/>
+    <w:rsid w:val="007565B2"/>
     <w:rsid w:val="007823FB"/>
     <w:rsid w:val="00795E33"/>
     <w:rsid w:val="007A59FE"/>
@@ -5282,6 +5026,7 @@
     <w:rsid w:val="0084006E"/>
     <w:rsid w:val="008E3812"/>
     <w:rsid w:val="008F095D"/>
+    <w:rsid w:val="008F7B90"/>
     <w:rsid w:val="00905A5D"/>
     <w:rsid w:val="00951AD9"/>
     <w:rsid w:val="00976305"/>
